--- a/AIML Project report.docx
+++ b/AIML Project report.docx
@@ -485,29 +485,7 @@
           <w:sz w:val="28"/>
           <w:szCs w:val="28"/>
         </w:rPr>
-        <w:t xml:space="preserve">There is no </w:t>
-      </w:r>
-      <w:r>
-        <w:rPr>
-          <w:rFonts w:ascii="Calibri" w:hAnsi="Calibri" w:cs="Calibri"/>
-          <w:b w:val="0"/>
-          <w:bCs w:val="0"/>
-          <w:color w:val="0D0D0D" w:themeColor="text1" w:themeTint="F2"/>
-          <w:sz w:val="28"/>
-          <w:szCs w:val="28"/>
-        </w:rPr>
-        <w:t>publicly</w:t>
-      </w:r>
-      <w:r>
-        <w:rPr>
-          <w:rFonts w:ascii="Calibri" w:hAnsi="Calibri" w:cs="Calibri"/>
-          <w:b w:val="0"/>
-          <w:bCs w:val="0"/>
-          <w:color w:val="0D0D0D" w:themeColor="text1" w:themeTint="F2"/>
-          <w:sz w:val="28"/>
-          <w:szCs w:val="28"/>
-        </w:rPr>
-        <w:t xml:space="preserve"> available dataset of Sprint risks with adequate label quality. Synthetic dataset of Sprints was generated by applying the risk rules of the domain: velocity low, blockers high, low completion rate, remaining time short and high number of bugs. These were all used to calculate a composite risk score for each Sprint and the score thresholds were used to establish which score would satisfy typical real-world risk patterns.</w:t>
+        <w:t>There is no publicly available dataset of Sprint risks with adequate label quality. Synthetic dataset of Sprints was generated by applying the risk rules of the domain: velocity low, blockers high, low completion rate, remaining time short and high number of bugs. These were all used to calculate a composite risk score for each Sprint and the score thresholds were used to establish which score would satisfy typical real-world risk patterns.</w:t>
       </w:r>
     </w:p>
     <w:p>
@@ -599,29 +577,7 @@
           <w:sz w:val="28"/>
           <w:szCs w:val="28"/>
         </w:rPr>
-        <w:t xml:space="preserve">• In designing realistic synthetic sprint data that mirrors authentic risk patterns without having domain knowledge of agile metrics multiple iterations of the risk score formula </w:t>
-      </w:r>
-      <w:r>
-        <w:rPr>
-          <w:rFonts w:ascii="Calibri" w:hAnsi="Calibri" w:cs="Calibri"/>
-          <w:b w:val="0"/>
-          <w:bCs w:val="0"/>
-          <w:color w:val="0D0D0D" w:themeColor="text1" w:themeTint="F2"/>
-          <w:sz w:val="28"/>
-          <w:szCs w:val="28"/>
-        </w:rPr>
-        <w:t>was</w:t>
-      </w:r>
-      <w:r>
-        <w:rPr>
-          <w:rFonts w:ascii="Calibri" w:hAnsi="Calibri" w:cs="Calibri"/>
-          <w:b w:val="0"/>
-          <w:bCs w:val="0"/>
-          <w:color w:val="0D0D0D" w:themeColor="text1" w:themeTint="F2"/>
-          <w:sz w:val="28"/>
-          <w:szCs w:val="28"/>
-        </w:rPr>
-        <w:t xml:space="preserve"> necessary.</w:t>
+        <w:t>• In designing realistic synthetic sprint data that mirrors authentic risk patterns without having domain knowledge of agile metrics multiple iterations of the risk score formula was necessary.</w:t>
       </w:r>
     </w:p>
     <w:p>
@@ -754,29 +710,7 @@
           <w:sz w:val="28"/>
           <w:szCs w:val="28"/>
         </w:rPr>
-        <w:t xml:space="preserve">Through this </w:t>
-      </w:r>
-      <w:r>
-        <w:rPr>
-          <w:rFonts w:ascii="Calibri" w:hAnsi="Calibri" w:cs="Calibri"/>
-          <w:b w:val="0"/>
-          <w:bCs w:val="0"/>
-          <w:color w:val="0D0D0D" w:themeColor="text1" w:themeTint="F2"/>
-          <w:sz w:val="28"/>
-          <w:szCs w:val="28"/>
-        </w:rPr>
-        <w:t>endeavour</w:t>
-      </w:r>
-      <w:r>
-        <w:rPr>
-          <w:rFonts w:ascii="Calibri" w:hAnsi="Calibri" w:cs="Calibri"/>
-          <w:b w:val="0"/>
-          <w:bCs w:val="0"/>
-          <w:color w:val="0D0D0D" w:themeColor="text1" w:themeTint="F2"/>
-          <w:sz w:val="28"/>
-          <w:szCs w:val="28"/>
-        </w:rPr>
-        <w:t>, I expanded my horizons and gained insights related to several different areas:</w:t>
+        <w:t>Through this endeavour, I expanded my horizons and gained insights related to several different areas:</w:t>
       </w:r>
     </w:p>
     <w:p>
@@ -1024,33 +958,10 @@
           <w:sz w:val="28"/>
           <w:szCs w:val="28"/>
         </w:rPr>
-        <w:t xml:space="preserve">The successful completion of this project shows the use of supervised machine learning to solve a </w:t>
-      </w:r>
-      <w:r>
-        <w:rPr>
-          <w:rFonts w:ascii="Calibri" w:hAnsi="Calibri" w:cs="Calibri"/>
-          <w:b w:val="0"/>
-          <w:bCs w:val="0"/>
-          <w:color w:val="0D0D0D" w:themeColor="text1" w:themeTint="F2"/>
-          <w:sz w:val="28"/>
-          <w:szCs w:val="28"/>
-        </w:rPr>
-        <w:t>real-world</w:t>
-      </w:r>
-      <w:r>
-        <w:rPr>
-          <w:rFonts w:ascii="Calibri" w:hAnsi="Calibri" w:cs="Calibri"/>
-          <w:b w:val="0"/>
-          <w:bCs w:val="0"/>
-          <w:color w:val="0D0D0D" w:themeColor="text1" w:themeTint="F2"/>
-          <w:sz w:val="28"/>
-          <w:szCs w:val="28"/>
-        </w:rPr>
-        <w:t xml:space="preserve"> problem that is valuable in both academic and agile contexts, using a combination of a random forest classification model, interactive dashboard built in Streamlit, and a rules-based AI chatbot. Additionally, the project demonstrates an understanding of all phases of the AI/ML pipeline (i.e., problem definition, data design, model training, evaluation, and deployment). I was able to think more like an engineer/designer and not just like a student completing assigned tasks in this project.</w:t>
+        <w:t>The successful completion of this project shows the use of supervised machine learning to solve a real-world problem that is valuable in both academic and agile contexts, using a combination of a random forest classification model, interactive dashboard built in Streamlit, and a rules-based AI chatbot. Additionally, the project demonstrates an understanding of all phases of the AI/ML pipeline (i.e., problem definition, data design, model training, evaluation, and deployment). I was able to think more like an engineer/designer and not just like a student completing assigned tasks in this project.</w:t>
       </w:r>
     </w:p>
     <w:sectPr>
-      <w:footerReference w:type="default" r:id="rId7"/>
       <w:pgSz w:w="11906" w:h="16838"/>
       <w:pgMar w:top="1440" w:right="1440" w:bottom="1440" w:left="1440" w:header="708" w:footer="708" w:gutter="0"/>
       <w:cols w:space="720"/>
@@ -1077,65 +988,6 @@
     </w:p>
   </w:endnote>
 </w:endnotes>
-</file>
-
-<file path=word/footer1.xml><?xml version="1.0" encoding="utf-8"?>
-<w:ftr xmlns:wpc="http://schemas.microsoft.com/office/word/2010/wordprocessingCanvas" xmlns:cx="http://schemas.microsoft.com/office/drawing/2014/chartex" xmlns:cx1="http://schemas.microsoft.com/office/drawing/2015/9/8/chartex" xmlns:cx2="http://schemas.microsoft.com/office/drawing/2015/10/21/chartex" xmlns:cx3="http://schemas.microsoft.com/office/drawing/2016/5/9/chartex" xmlns:cx4="http://schemas.microsoft.com/office/drawing/2016/5/10/chartex" xmlns:cx5="http://schemas.microsoft.com/office/drawing/2016/5/11/chartex" xmlns:cx6="http://schemas.microsoft.com/office/drawing/2016/5/12/chartex" xmlns:cx7="http://schemas.microsoft.com/office/drawing/2016/5/13/chartex" xmlns:cx8="http://schemas.microsoft.com/office/drawing/2016/5/14/chartex" xmlns:mc="http://schemas.openxmlformats.org/markup-compatibility/2006" xmlns:aink="http://schemas.microsoft.com/office/drawing/2016/ink" xmlns:am3d="http://schemas.microsoft.com/office/drawing/2017/model3d" xmlns:o="urn:schemas-microsoft-com:office:office" xmlns:oel="http://schemas.microsoft.com/office/2019/extlst" xmlns:r="http://schemas.openxmlformats.org/officeDocument/2006/relationships" xmlns:m="http://schemas.openxmlformats.org/officeDocument/2006/math" xmlns:v="urn:schemas-microsoft-com:vml" xmlns:wp14="http://schemas.microsoft.com/office/word/2010/wordprocessingDrawing" xmlns:wp="http://schemas.openxmlformats.org/drawingml/2006/wordprocessingDrawing" xmlns:w10="urn:schemas-microsoft-com:office:word" xmlns:w="http://schemas.openxmlformats.org/wordprocessingml/2006/main" xmlns:w14="http://schemas.microsoft.com/office/word/2010/wordml" xmlns:w15="http://schemas.microsoft.com/office/word/2012/wordml" xmlns:w16cex="http://schemas.microsoft.com/office/word/2018/wordml/cex" xmlns:w16cid="http://schemas.microsoft.com/office/word/2016/wordml/cid" xmlns:w16="http://schemas.microsoft.com/office/word/2018/wordml" xmlns:w16du="http://schemas.microsoft.com/office/word/2023/wordml/word16du" xmlns:w16sdtdh="http://schemas.microsoft.com/office/word/2020/wordml/sdtdatahash" xmlns:w16sdtfl="http://schemas.microsoft.com/office/word/2024/wordml/sdtformatlock" xmlns:w16se="http://schemas.microsoft.com/office/word/2015/wordml/symex" xmlns:wpg="http://schemas.microsoft.com/office/word/2010/wordprocessingGroup" xmlns:wpi="http://schemas.microsoft.com/office/word/2010/wordprocessingInk" xmlns:wne="http://schemas.microsoft.com/office/word/2006/wordml" xmlns:wps="http://schemas.microsoft.com/office/word/2010/wordprocessingShape" mc:Ignorable="w14 w15 w16se w16cid w16 w16cex w16sdtdh w16sdtfl w16du wp14">
-  <w:p>
-    <w:pPr>
-      <w:jc w:val="center"/>
-    </w:pPr>
-    <w:r>
-      <w:rPr>
-        <w:color w:val="888888"/>
-        <w:sz w:val="18"/>
-        <w:szCs w:val="18"/>
-      </w:rPr>
-      <w:t xml:space="preserve">AI-Powered Mentor Dashboard &amp; Sprint Risk Predictor   |   Page </w:t>
-    </w:r>
-    <w:r>
-      <w:rPr>
-        <w:color w:val="888888"/>
-        <w:sz w:val="18"/>
-        <w:szCs w:val="18"/>
-      </w:rPr>
-      <w:fldChar w:fldCharType="begin"/>
-    </w:r>
-    <w:r>
-      <w:rPr>
-        <w:color w:val="888888"/>
-        <w:sz w:val="18"/>
-        <w:szCs w:val="18"/>
-      </w:rPr>
-      <w:instrText>PAGE</w:instrText>
-    </w:r>
-    <w:r>
-      <w:rPr>
-        <w:color w:val="888888"/>
-        <w:sz w:val="18"/>
-        <w:szCs w:val="18"/>
-      </w:rPr>
-      <w:fldChar w:fldCharType="separate"/>
-    </w:r>
-    <w:r>
-      <w:rPr>
-        <w:noProof/>
-        <w:color w:val="888888"/>
-        <w:sz w:val="18"/>
-        <w:szCs w:val="18"/>
-      </w:rPr>
-      <w:t>1</w:t>
-    </w:r>
-    <w:r>
-      <w:rPr>
-        <w:color w:val="888888"/>
-        <w:sz w:val="18"/>
-        <w:szCs w:val="18"/>
-      </w:rPr>
-      <w:fldChar w:fldCharType="end"/>
-    </w:r>
-  </w:p>
-</w:ftr>
 </file>
 
 <file path=word/footnotes.xml><?xml version="1.0" encoding="utf-8"?>
@@ -1799,6 +1651,7 @@
   <w:style w:type="character" w:default="1" w:styleId="DefaultParagraphFont">
     <w:name w:val="Default Paragraph Font"/>
     <w:uiPriority w:val="1"/>
+    <w:semiHidden/>
     <w:unhideWhenUsed/>
   </w:style>
   <w:style w:type="table" w:default="1" w:styleId="TableNormal">
